--- a/docs/IrrigazioneIntelligente.docx
+++ b/docs/IrrigazioneIntelligente.docx
@@ -140,16 +140,7 @@
         <w:jc w:val="center"/>
       </w:pPr>
       <w:r>
-        <w:t>A.A. 202</w:t>
-      </w:r>
-      <w:r>
-        <w:t>5</w:t>
-      </w:r>
-      <w:r>
-        <w:t>/2</w:t>
-      </w:r>
-      <w:r>
-        <w:t>6</w:t>
+        <w:t>A.A. 2025/26</w:t>
       </w:r>
     </w:p>
     <w:p>
@@ -200,12 +191,6 @@
       <w:bookmarkEnd w:id="3"/>
     </w:p>
     <w:p>
-      <w:pPr>
-        <w:rPr>
-          <w:sz w:val="30"/>
-          <w:szCs w:val="30"/>
-        </w:rPr>
-      </w:pPr>
       <w:bookmarkStart w:id="4" w:name="_Toc124876320"/>
       <w:bookmarkStart w:id="5" w:name="_Toc124878364"/>
       <w:bookmarkStart w:id="6" w:name="_Toc124882357"/>
@@ -217,34 +202,7 @@
           <w:sz w:val="30"/>
           <w:szCs w:val="30"/>
         </w:rPr>
-        <w:t>De Palma Domenico</w:t>
-      </w:r>
-      <w:r>
-        <w:rPr>
-          <w:rStyle w:val="Titolo1Carattere"/>
-          <w:color w:val="000000" w:themeColor="text1"/>
-          <w:sz w:val="30"/>
-          <w:szCs w:val="30"/>
-        </w:rPr>
-        <w:t>, 7</w:t>
-      </w:r>
-      <w:r>
-        <w:rPr>
-          <w:rStyle w:val="Titolo1Carattere"/>
-          <w:color w:val="000000" w:themeColor="text1"/>
-          <w:sz w:val="30"/>
-          <w:szCs w:val="30"/>
-        </w:rPr>
-        <w:t>26970</w:t>
-      </w:r>
-      <w:r>
-        <w:rPr>
-          <w:rStyle w:val="Titolo1Carattere"/>
-          <w:color w:val="000000" w:themeColor="text1"/>
-          <w:sz w:val="30"/>
-          <w:szCs w:val="30"/>
-        </w:rPr>
-        <w:t>,</w:t>
+        <w:t>De Palma Domenico, 726970,</w:t>
       </w:r>
       <w:bookmarkEnd w:id="4"/>
       <w:bookmarkEnd w:id="5"/>
@@ -266,33 +224,49 @@
             <w:sz w:val="30"/>
             <w:szCs w:val="30"/>
           </w:rPr>
-          <w:t>d.depalma21</w:t>
+          <w:t>d.depalma21@studenti.uniba.it</w:t>
         </w:r>
+      </w:hyperlink>
+    </w:p>
+    <w:p/>
+    <w:p>
+      <w:pPr>
+        <w:rPr>
+          <w:sz w:val="30"/>
+          <w:szCs w:val="30"/>
+          <w:lang w:val="en-GB"/>
+        </w:rPr>
+      </w:pPr>
+      <w:bookmarkStart w:id="8" w:name="_Toc124882361"/>
+      <w:bookmarkStart w:id="9" w:name="_Toc124888855"/>
+      <w:r>
+        <w:rPr>
+          <w:sz w:val="30"/>
+          <w:szCs w:val="30"/>
+          <w:lang w:val="en-GB"/>
+        </w:rPr>
+        <w:t>Repository GitHub</w:t>
+      </w:r>
+      <w:bookmarkEnd w:id="8"/>
+      <w:bookmarkEnd w:id="9"/>
+    </w:p>
+    <w:p>
+      <w:pPr>
+        <w:rPr>
+          <w:sz w:val="30"/>
+          <w:szCs w:val="30"/>
+        </w:rPr>
+      </w:pPr>
+      <w:hyperlink r:id="rId8" w:history="1">
         <w:r>
           <w:rPr>
             <w:rStyle w:val="Collegamentoipertestuale"/>
             <w:sz w:val="30"/>
             <w:szCs w:val="30"/>
           </w:rPr>
-          <w:t>@studenti.uniba.it</w:t>
+          <w:t>https://github.com/Domy130700/Irrigazione-agricola-IA</w:t>
         </w:r>
       </w:hyperlink>
-    </w:p>
-    <w:p>
-      <w:pPr>
-        <w:rPr>
-          <w:sz w:val="30"/>
-          <w:szCs w:val="30"/>
-        </w:rPr>
-      </w:pPr>
-    </w:p>
-    <w:p>
-      <w:pPr>
-        <w:rPr>
-          <w:sz w:val="30"/>
-          <w:szCs w:val="30"/>
-        </w:rPr>
-      </w:pPr>
     </w:p>
     <w:p>
       <w:pPr>
@@ -1211,7 +1185,11 @@
           <w:pPr>
             <w:pStyle w:val="Sommario1"/>
             <w:rPr>
-              <w:rFonts w:eastAsiaTheme="minorEastAsia"/>
+              <w:rStyle w:val="Titolo1Carattere"/>
+              <w:rFonts w:asciiTheme="minorHAnsi" w:eastAsiaTheme="minorEastAsia" w:hAnsiTheme="minorHAnsi" w:cstheme="minorBidi"/>
+              <w:color w:val="auto"/>
+              <w:sz w:val="22"/>
+              <w:szCs w:val="22"/>
               <w:lang w:eastAsia="it-IT"/>
             </w:rPr>
           </w:pPr>
@@ -1230,63 +1208,6 @@
                 <w:webHidden/>
               </w:rPr>
               <w:tab/>
-            </w:r>
-          </w:hyperlink>
-        </w:p>
-        <w:p>
-          <w:pPr>
-            <w:pStyle w:val="Sommario1"/>
-            <w:rPr>
-              <w:rStyle w:val="Titolo1Carattere"/>
-              <w:rFonts w:eastAsiaTheme="minorEastAsia" w:cstheme="minorBidi"/>
-              <w:color w:val="auto"/>
-              <w:lang w:eastAsia="it-IT"/>
-            </w:rPr>
-          </w:pPr>
-          <w:hyperlink w:anchor="_Toc124888885" w:history="1">
-            <w:r>
-              <w:rPr>
-                <w:rStyle w:val="Collegamentoipertestuale"/>
-                <w:rFonts w:asciiTheme="majorHAnsi" w:hAnsiTheme="majorHAnsi"/>
-                <w:b/>
-                <w:bCs/>
-              </w:rPr>
-              <w:t>Riferimenti Bibliografici</w:t>
-            </w:r>
-            <w:r>
-              <w:rPr>
-                <w:webHidden/>
-              </w:rPr>
-              <w:tab/>
-            </w:r>
-            <w:r>
-              <w:rPr>
-                <w:webHidden/>
-              </w:rPr>
-              <w:fldChar w:fldCharType="begin"/>
-            </w:r>
-            <w:r>
-              <w:rPr>
-                <w:webHidden/>
-              </w:rPr>
-              <w:instrText xml:space="preserve"> PAGEREF _Toc124888885 \h </w:instrText>
-            </w:r>
-            <w:r>
-              <w:rPr>
-                <w:webHidden/>
-              </w:rPr>
-            </w:r>
-            <w:r>
-              <w:rPr>
-                <w:webHidden/>
-              </w:rPr>
-              <w:fldChar w:fldCharType="separate"/>
-            </w:r>
-            <w:r>
-              <w:rPr>
-                <w:webHidden/>
-              </w:rPr>
-              <w:fldChar w:fldCharType="end"/>
             </w:r>
           </w:hyperlink>
           <w:r>
@@ -1320,7 +1241,6 @@
           <w:sz w:val="40"/>
           <w:szCs w:val="40"/>
         </w:rPr>
-        <w:lastRenderedPageBreak/>
         <w:t>Introduzione</w:t>
       </w:r>
     </w:p>
@@ -1800,26 +1720,33 @@
           <w:sz w:val="24"/>
           <w:szCs w:val="24"/>
         </w:rPr>
-        <w:t>, il sistema analizza le sequenze temporali dei dati dei sensori per stimare lo stato di salute latente delle colture. Questo approccio permette di passare da un monitoraggio reattivo a uno proattivo, individuando segni di stress idrico prima che diventino visibili o irreversibili.</w:t>
-      </w:r>
-    </w:p>
-    <w:p>
-      <w:pPr>
-        <w:rPr>
-          <w:b/>
-          <w:bCs/>
-          <w:sz w:val="24"/>
-          <w:szCs w:val="24"/>
-        </w:rPr>
-      </w:pPr>
-      <w:r>
-        <w:rPr>
-          <w:b/>
-          <w:bCs/>
+        <w:t xml:space="preserve">, il sistema analizza le sequenze temporali dei dati dei sensori per stimare lo stato di salute latente delle colture. Questo </w:t>
+      </w:r>
+      <w:r>
+        <w:rPr>
           <w:sz w:val="24"/>
           <w:szCs w:val="24"/>
         </w:rPr>
         <w:lastRenderedPageBreak/>
+        <w:t>approccio permette di passare da un monitoraggio reattivo a uno proattivo, individuando segni di stress idrico prima che diventino visibili o irreversibili.</w:t>
+      </w:r>
+    </w:p>
+    <w:p>
+      <w:pPr>
+        <w:rPr>
+          <w:b/>
+          <w:bCs/>
+          <w:sz w:val="24"/>
+          <w:szCs w:val="24"/>
+        </w:rPr>
+      </w:pPr>
+      <w:r>
+        <w:rPr>
+          <w:b/>
+          <w:bCs/>
+          <w:sz w:val="24"/>
+          <w:szCs w:val="24"/>
+        </w:rPr>
         <w:t>5. Machine Learning (Apprendimento Sub-simbolico)</w:t>
       </w:r>
     </w:p>
@@ -1973,8 +1900,6 @@
     <w:p/>
     <w:p/>
     <w:p/>
-    <w:p/>
-    <w:p/>
     <w:p>
       <w:pPr>
         <w:rPr>
@@ -2178,7 +2103,7 @@
                     <pic:cNvPicPr/>
                   </pic:nvPicPr>
                   <pic:blipFill>
-                    <a:blip r:embed="rId8" cstate="print">
+                    <a:blip r:embed="rId9" cstate="print">
                       <a:extLst>
                         <a:ext uri="{28A0092B-C50C-407E-A947-70E740481C1C}">
                           <a14:useLocalDpi xmlns:a14="http://schemas.microsoft.com/office/drawing/2010/main" val="0"/>
@@ -3653,7 +3578,7 @@
                     <pic:cNvPicPr/>
                   </pic:nvPicPr>
                   <pic:blipFill>
-                    <a:blip r:embed="rId9">
+                    <a:blip r:embed="rId10">
                       <a:extLst>
                         <a:ext uri="{28A0092B-C50C-407E-A947-70E740481C1C}">
                           <a14:useLocalDpi xmlns:a14="http://schemas.microsoft.com/office/drawing/2010/main" val="0"/>
@@ -8948,7 +8873,7 @@
           <w:bCs/>
         </w:rPr>
       </w:pPr>
-      <w:bookmarkStart w:id="8" w:name="_Toc124888869"/>
+      <w:bookmarkStart w:id="10" w:name="_Toc124888869"/>
       <w:r>
         <w:rPr>
           <w:rStyle w:val="Titolo1Carattere"/>
@@ -8958,7 +8883,7 @@
         <w:lastRenderedPageBreak/>
         <w:t>Hidden Markov Model</w:t>
       </w:r>
-      <w:bookmarkEnd w:id="8"/>
+      <w:bookmarkEnd w:id="10"/>
     </w:p>
     <w:p>
       <w:pPr>
@@ -10348,306 +10273,6 @@
                     <pic:cNvPicPr/>
                   </pic:nvPicPr>
                   <pic:blipFill>
-                    <a:blip r:embed="rId10">
-                      <a:extLst>
-                        <a:ext uri="{28A0092B-C50C-407E-A947-70E740481C1C}">
-                          <a14:useLocalDpi xmlns:a14="http://schemas.microsoft.com/office/drawing/2010/main" val="0"/>
-                        </a:ext>
-                      </a:extLst>
-                    </a:blip>
-                    <a:stretch>
-                      <a:fillRect/>
-                    </a:stretch>
-                  </pic:blipFill>
-                  <pic:spPr>
-                    <a:xfrm>
-                      <a:off x="0" y="0"/>
-                      <a:ext cx="6120130" cy="3060065"/>
-                    </a:xfrm>
-                    <a:prstGeom prst="rect">
-                      <a:avLst/>
-                    </a:prstGeom>
-                  </pic:spPr>
-                </pic:pic>
-              </a:graphicData>
-            </a:graphic>
-          </wp:inline>
-        </w:drawing>
-      </w:r>
-    </w:p>
-    <w:p>
-      <w:pPr>
-        <w:rPr>
-          <w:sz w:val="24"/>
-          <w:szCs w:val="24"/>
-        </w:rPr>
-      </w:pPr>
-    </w:p>
-    <w:p>
-      <w:pPr>
-        <w:rPr>
-          <w:sz w:val="24"/>
-          <w:szCs w:val="24"/>
-        </w:rPr>
-      </w:pPr>
-    </w:p>
-    <w:p>
-      <w:pPr>
-        <w:rPr>
-          <w:sz w:val="24"/>
-          <w:szCs w:val="24"/>
-        </w:rPr>
-      </w:pPr>
-    </w:p>
-    <w:p>
-      <w:pPr>
-        <w:rPr>
-          <w:sz w:val="24"/>
-          <w:szCs w:val="24"/>
-        </w:rPr>
-      </w:pPr>
-    </w:p>
-    <w:p>
-      <w:pPr>
-        <w:rPr>
-          <w:sz w:val="24"/>
-          <w:szCs w:val="24"/>
-        </w:rPr>
-      </w:pPr>
-    </w:p>
-    <w:p>
-      <w:pPr>
-        <w:rPr>
-          <w:sz w:val="24"/>
-          <w:szCs w:val="24"/>
-        </w:rPr>
-      </w:pPr>
-    </w:p>
-    <w:p>
-      <w:pPr>
-        <w:rPr>
-          <w:sz w:val="24"/>
-          <w:szCs w:val="24"/>
-        </w:rPr>
-      </w:pPr>
-    </w:p>
-    <w:p>
-      <w:pPr>
-        <w:rPr>
-          <w:sz w:val="24"/>
-          <w:szCs w:val="24"/>
-        </w:rPr>
-      </w:pPr>
-    </w:p>
-    <w:p>
-      <w:pPr>
-        <w:rPr>
-          <w:sz w:val="24"/>
-          <w:szCs w:val="24"/>
-        </w:rPr>
-      </w:pPr>
-      <w:r>
-        <w:rPr>
-          <w:sz w:val="24"/>
-          <w:szCs w:val="24"/>
-        </w:rPr>
-        <w:lastRenderedPageBreak/>
-        <w:t>Nel caso di studio preferiamo utilizzare la Recall come metrica di riferimento, perché:</w:t>
-      </w:r>
-    </w:p>
-    <w:p>
-      <w:pPr>
-        <w:numPr>
-          <w:ilvl w:val="0"/>
-          <w:numId w:val="23"/>
-        </w:numPr>
-        <w:rPr>
-          <w:sz w:val="24"/>
-          <w:szCs w:val="24"/>
-        </w:rPr>
-      </w:pPr>
-      <w:r>
-        <w:rPr>
-          <w:sz w:val="24"/>
-          <w:szCs w:val="24"/>
-        </w:rPr>
-        <w:t xml:space="preserve">La </w:t>
-      </w:r>
-      <w:r>
-        <w:rPr>
-          <w:b/>
-          <w:bCs/>
-          <w:sz w:val="24"/>
-          <w:szCs w:val="24"/>
-        </w:rPr>
-        <w:t>Precision</w:t>
-      </w:r>
-      <w:r>
-        <w:rPr>
-          <w:sz w:val="24"/>
-          <w:szCs w:val="24"/>
-        </w:rPr>
-        <w:t xml:space="preserve"> crolla (verso </w:t>
-      </w:r>
-      <w:r>
-        <w:rPr>
-          <w:b/>
-          <w:bCs/>
-          <w:sz w:val="24"/>
-          <w:szCs w:val="24"/>
-        </w:rPr>
-        <w:t>0.49 - 0.50</w:t>
-      </w:r>
-      <w:r>
-        <w:rPr>
-          <w:sz w:val="24"/>
-          <w:szCs w:val="24"/>
-        </w:rPr>
-        <w:t>) perché l'incertezza climatica "inganna" il modello spingendolo a irrigare più spesso per sicurezza.</w:t>
-      </w:r>
-    </w:p>
-    <w:p>
-      <w:pPr>
-        <w:numPr>
-          <w:ilvl w:val="0"/>
-          <w:numId w:val="23"/>
-        </w:numPr>
-        <w:rPr>
-          <w:sz w:val="24"/>
-          <w:szCs w:val="24"/>
-        </w:rPr>
-      </w:pPr>
-      <w:r>
-        <w:rPr>
-          <w:sz w:val="24"/>
-          <w:szCs w:val="24"/>
-        </w:rPr>
-        <w:t xml:space="preserve">La </w:t>
-      </w:r>
-      <w:r>
-        <w:rPr>
-          <w:b/>
-          <w:bCs/>
-          <w:sz w:val="24"/>
-          <w:szCs w:val="24"/>
-        </w:rPr>
-        <w:t>Recall</w:t>
-      </w:r>
-      <w:r>
-        <w:rPr>
-          <w:sz w:val="24"/>
-          <w:szCs w:val="24"/>
-        </w:rPr>
-        <w:t xml:space="preserve"> rimane più alta (</w:t>
-      </w:r>
-      <w:r>
-        <w:rPr>
-          <w:b/>
-          <w:bCs/>
-          <w:sz w:val="24"/>
-          <w:szCs w:val="24"/>
-        </w:rPr>
-        <w:t>sopra lo 0.60</w:t>
-      </w:r>
-      <w:r>
-        <w:rPr>
-          <w:sz w:val="24"/>
-          <w:szCs w:val="24"/>
-        </w:rPr>
-        <w:t>).</w:t>
-      </w:r>
-    </w:p>
-    <w:p>
-      <w:pPr>
-        <w:rPr>
-          <w:sz w:val="24"/>
-          <w:szCs w:val="24"/>
-        </w:rPr>
-      </w:pPr>
-      <w:r>
-        <w:rPr>
-          <w:sz w:val="24"/>
-          <w:szCs w:val="24"/>
-        </w:rPr>
-        <w:t xml:space="preserve">Questo comportamento è </w:t>
-      </w:r>
-      <w:r>
-        <w:rPr>
-          <w:b/>
-          <w:bCs/>
-          <w:sz w:val="24"/>
-          <w:szCs w:val="24"/>
-        </w:rPr>
-        <w:t>positivo</w:t>
-      </w:r>
-      <w:r>
-        <w:rPr>
-          <w:sz w:val="24"/>
-          <w:szCs w:val="24"/>
-        </w:rPr>
-        <w:t>. Significa che l'HMM, nonostante il calore imprevedibile, riesce comunque a "catturare" la maggior parte dei momenti critici in cui la pianta ha bisogno d'acqua, anche a costo di essere meno preciso e sprecare qualche attivazione.</w:t>
-      </w:r>
-    </w:p>
-    <w:p>
-      <w:pPr>
-        <w:rPr>
-          <w:sz w:val="24"/>
-          <w:szCs w:val="24"/>
-        </w:rPr>
-      </w:pPr>
-      <w:r>
-        <w:rPr>
-          <w:sz w:val="24"/>
-          <w:szCs w:val="24"/>
-        </w:rPr>
-        <w:t xml:space="preserve">Nel nostro caso di studio, la </w:t>
-      </w:r>
-      <w:r>
-        <w:rPr>
-          <w:b/>
-          <w:bCs/>
-          <w:sz w:val="24"/>
-          <w:szCs w:val="24"/>
-        </w:rPr>
-        <w:t>Recall</w:t>
-      </w:r>
-      <w:r>
-        <w:rPr>
-          <w:sz w:val="24"/>
-          <w:szCs w:val="24"/>
-        </w:rPr>
-        <w:t xml:space="preserve"> è la metrica di riferimento. Preferiamo un sistema che garantisca la copertura del fabbisogno idrico (minimizzando i Falsi Negativi/Stress Idrico) piuttosto che un sistema estremamente preciso ma rischioso, che per risparmiare acqua potrebbe compromettere la salute della pianta.</w:t>
-      </w:r>
-    </w:p>
-    <w:p>
-      <w:pPr>
-        <w:rPr>
-          <w:sz w:val="24"/>
-          <w:szCs w:val="24"/>
-        </w:rPr>
-      </w:pPr>
-      <w:r>
-        <w:rPr>
-          <w:noProof/>
-          <w:sz w:val="24"/>
-          <w:szCs w:val="24"/>
-        </w:rPr>
-        <w:drawing>
-          <wp:inline distT="0" distB="0" distL="0" distR="0" wp14:anchorId="0246A3DD" wp14:editId="48B218EB">
-            <wp:extent cx="6120130" cy="3060065"/>
-            <wp:effectExtent l="0" t="0" r="0" b="6985"/>
-            <wp:docPr id="830613280" name="Immagine 4" descr="Immagine che contiene testo, schermata, diagramma, Diagramma&#10;&#10;Il contenuto generato dall'IA potrebbe non essere corretto."/>
-            <wp:cNvGraphicFramePr>
-              <a:graphicFrameLocks xmlns:a="http://schemas.openxmlformats.org/drawingml/2006/main" noChangeAspect="1"/>
-            </wp:cNvGraphicFramePr>
-            <a:graphic xmlns:a="http://schemas.openxmlformats.org/drawingml/2006/main">
-              <a:graphicData uri="http://schemas.openxmlformats.org/drawingml/2006/picture">
-                <pic:pic xmlns:pic="http://schemas.openxmlformats.org/drawingml/2006/picture">
-                  <pic:nvPicPr>
-                    <pic:cNvPr id="830613280" name="Immagine 4" descr="Immagine che contiene testo, schermata, diagramma, Diagramma&#10;&#10;Il contenuto generato dall'IA potrebbe non essere corretto."/>
-                    <pic:cNvPicPr/>
-                  </pic:nvPicPr>
-                  <pic:blipFill>
                     <a:blip r:embed="rId11">
                       <a:extLst>
                         <a:ext uri="{28A0092B-C50C-407E-A947-70E740481C1C}">
@@ -10682,85 +10307,84 @@
           <w:szCs w:val="24"/>
         </w:rPr>
       </w:pPr>
-      <w:r>
-        <w:rPr>
-          <w:sz w:val="24"/>
-          <w:szCs w:val="24"/>
-        </w:rPr>
-        <w:t xml:space="preserve">Quel punteggio rappresenta la </w:t>
-      </w:r>
-      <w:r>
-        <w:rPr>
-          <w:b/>
-          <w:bCs/>
-          <w:sz w:val="24"/>
-          <w:szCs w:val="24"/>
-        </w:rPr>
-        <w:t>frequenza relativa</w:t>
-      </w:r>
-      <w:r>
-        <w:rPr>
-          <w:sz w:val="24"/>
-          <w:szCs w:val="24"/>
-        </w:rPr>
-        <w:t xml:space="preserve"> (o probabilità) con cui il modello prende la decisione corretta, espressa in una scala da </w:t>
-      </w:r>
-      <w:r>
-        <w:rPr>
-          <w:b/>
-          <w:bCs/>
-          <w:sz w:val="24"/>
-          <w:szCs w:val="24"/>
-        </w:rPr>
-        <w:t>0.0 a 1.0</w:t>
-      </w:r>
-      <w:r>
-        <w:rPr>
-          <w:sz w:val="24"/>
-          <w:szCs w:val="24"/>
-        </w:rPr>
-        <w:t xml:space="preserve"> (dove 1.0 sarebbe la perfezione assoluta, ovvero il 100% di successo).</w:t>
-      </w:r>
-    </w:p>
-    <w:p>
-      <w:pPr>
-        <w:rPr>
-          <w:sz w:val="24"/>
-          <w:szCs w:val="24"/>
-        </w:rPr>
-      </w:pPr>
-      <w:r>
-        <w:rPr>
-          <w:sz w:val="24"/>
-          <w:szCs w:val="24"/>
-        </w:rPr>
-        <w:t>Ecco cosa indicano nello specifico quei valori per le tue metriche:</w:t>
-      </w:r>
-    </w:p>
-    <w:p>
-      <w:pPr>
-        <w:rPr>
-          <w:b/>
-          <w:bCs/>
-          <w:sz w:val="24"/>
-          <w:szCs w:val="24"/>
-        </w:rPr>
-      </w:pPr>
-      <w:r>
-        <w:rPr>
-          <w:b/>
-          <w:bCs/>
-          <w:sz w:val="24"/>
-          <w:szCs w:val="24"/>
-        </w:rPr>
-        <w:t>1. Significato dei Valori (Scala 0-1)</w:t>
+    </w:p>
+    <w:p>
+      <w:pPr>
+        <w:rPr>
+          <w:sz w:val="24"/>
+          <w:szCs w:val="24"/>
+        </w:rPr>
+      </w:pPr>
+    </w:p>
+    <w:p>
+      <w:pPr>
+        <w:rPr>
+          <w:sz w:val="24"/>
+          <w:szCs w:val="24"/>
+        </w:rPr>
+      </w:pPr>
+    </w:p>
+    <w:p>
+      <w:pPr>
+        <w:rPr>
+          <w:sz w:val="24"/>
+          <w:szCs w:val="24"/>
+        </w:rPr>
+      </w:pPr>
+    </w:p>
+    <w:p>
+      <w:pPr>
+        <w:rPr>
+          <w:sz w:val="24"/>
+          <w:szCs w:val="24"/>
+        </w:rPr>
+      </w:pPr>
+    </w:p>
+    <w:p>
+      <w:pPr>
+        <w:rPr>
+          <w:sz w:val="24"/>
+          <w:szCs w:val="24"/>
+        </w:rPr>
+      </w:pPr>
+    </w:p>
+    <w:p>
+      <w:pPr>
+        <w:rPr>
+          <w:sz w:val="24"/>
+          <w:szCs w:val="24"/>
+        </w:rPr>
+      </w:pPr>
+    </w:p>
+    <w:p>
+      <w:pPr>
+        <w:rPr>
+          <w:sz w:val="24"/>
+          <w:szCs w:val="24"/>
+        </w:rPr>
+      </w:pPr>
+    </w:p>
+    <w:p>
+      <w:pPr>
+        <w:rPr>
+          <w:sz w:val="24"/>
+          <w:szCs w:val="24"/>
+        </w:rPr>
+      </w:pPr>
+      <w:r>
+        <w:rPr>
+          <w:sz w:val="24"/>
+          <w:szCs w:val="24"/>
+        </w:rPr>
+        <w:lastRenderedPageBreak/>
+        <w:t>Nel caso di studio preferiamo utilizzare la Recall come metrica di riferimento, perché:</w:t>
       </w:r>
     </w:p>
     <w:p>
       <w:pPr>
         <w:numPr>
           <w:ilvl w:val="0"/>
-          <w:numId w:val="20"/>
+          <w:numId w:val="23"/>
         </w:numPr>
         <w:rPr>
           <w:sz w:val="24"/>
@@ -10769,42 +10393,49 @@
       </w:pPr>
       <w:r>
         <w:rPr>
-          <w:b/>
-          <w:bCs/>
-          <w:sz w:val="24"/>
-          <w:szCs w:val="24"/>
-        </w:rPr>
-        <w:t>0.8 (il tuo picco):</w:t>
-      </w:r>
-      <w:r>
-        <w:rPr>
-          <w:sz w:val="24"/>
-          <w:szCs w:val="24"/>
-        </w:rPr>
-        <w:t xml:space="preserve"> Indica che in condizioni stabili (Delta 2°C), il modello ha un'accuratezza dell'</w:t>
-      </w:r>
-      <w:r>
-        <w:rPr>
-          <w:b/>
-          <w:bCs/>
-          <w:sz w:val="24"/>
-          <w:szCs w:val="24"/>
-        </w:rPr>
-        <w:t>83-84%</w:t>
-      </w:r>
-      <w:r>
-        <w:rPr>
-          <w:sz w:val="24"/>
-          <w:szCs w:val="24"/>
-        </w:rPr>
-        <w:t>. Significa che su 100 rilevazioni dei sensori, l'HMM ha predetto correttamente lo stato del terreno 84 volte.</w:t>
+          <w:sz w:val="24"/>
+          <w:szCs w:val="24"/>
+        </w:rPr>
+        <w:t xml:space="preserve">La </w:t>
+      </w:r>
+      <w:r>
+        <w:rPr>
+          <w:b/>
+          <w:bCs/>
+          <w:sz w:val="24"/>
+          <w:szCs w:val="24"/>
+        </w:rPr>
+        <w:t>Precision</w:t>
+      </w:r>
+      <w:r>
+        <w:rPr>
+          <w:sz w:val="24"/>
+          <w:szCs w:val="24"/>
+        </w:rPr>
+        <w:t xml:space="preserve"> crolla (verso </w:t>
+      </w:r>
+      <w:r>
+        <w:rPr>
+          <w:b/>
+          <w:bCs/>
+          <w:sz w:val="24"/>
+          <w:szCs w:val="24"/>
+        </w:rPr>
+        <w:t>0.49 - 0.50</w:t>
+      </w:r>
+      <w:r>
+        <w:rPr>
+          <w:sz w:val="24"/>
+          <w:szCs w:val="24"/>
+        </w:rPr>
+        <w:t>) perché l'incertezza climatica "inganna" il modello spingendolo a irrigare più spesso per sicurezza.</w:t>
       </w:r>
     </w:p>
     <w:p>
       <w:pPr>
         <w:numPr>
           <w:ilvl w:val="0"/>
-          <w:numId w:val="20"/>
+          <w:numId w:val="23"/>
         </w:numPr>
         <w:rPr>
           <w:sz w:val="24"/>
@@ -10813,570 +10444,124 @@
       </w:pPr>
       <w:r>
         <w:rPr>
-          <w:b/>
-          <w:bCs/>
-          <w:sz w:val="24"/>
-          <w:szCs w:val="24"/>
-        </w:rPr>
-        <w:t>0.6:</w:t>
-      </w:r>
-      <w:r>
-        <w:rPr>
-          <w:sz w:val="24"/>
-          <w:szCs w:val="24"/>
-        </w:rPr>
-        <w:t xml:space="preserve"> Indica che la precisione scende al </w:t>
-      </w:r>
-      <w:r>
-        <w:rPr>
-          <w:b/>
-          <w:bCs/>
-          <w:sz w:val="24"/>
-          <w:szCs w:val="24"/>
-        </w:rPr>
-        <w:t>60%</w:t>
-      </w:r>
-      <w:r>
-        <w:rPr>
-          <w:sz w:val="24"/>
-          <w:szCs w:val="24"/>
-        </w:rPr>
-        <w:t xml:space="preserve"> quando aumenta lo stress termico. È la soglia minima di affidabilità; sotto questo valore, il modello inizierebbe a tirare a indovinare (come lanciare una moneta).</w:t>
-      </w:r>
-    </w:p>
-    <w:p>
-      <w:pPr>
-        <w:rPr>
-          <w:sz w:val="24"/>
-          <w:szCs w:val="24"/>
-        </w:rPr>
-      </w:pPr>
-    </w:p>
-    <w:p>
-      <w:pPr>
-        <w:rPr>
-          <w:b/>
-          <w:bCs/>
-          <w:sz w:val="24"/>
-          <w:szCs w:val="24"/>
-        </w:rPr>
-      </w:pPr>
-      <w:r>
-        <w:rPr>
-          <w:b/>
-          <w:bCs/>
-          <w:sz w:val="24"/>
-          <w:szCs w:val="24"/>
-        </w:rPr>
-        <w:lastRenderedPageBreak/>
-        <w:t>2. Perché non arriva a 1.0?</w:t>
-      </w:r>
-    </w:p>
-    <w:p>
-      <w:pPr>
-        <w:rPr>
-          <w:sz w:val="24"/>
-          <w:szCs w:val="24"/>
-        </w:rPr>
-      </w:pPr>
-      <w:r>
-        <w:rPr>
-          <w:sz w:val="24"/>
-          <w:szCs w:val="24"/>
-        </w:rPr>
-        <w:t>In un sistema reale basato su HMM e sensori agricoli, non vedr</w:t>
-      </w:r>
-      <w:r>
-        <w:rPr>
-          <w:sz w:val="24"/>
-          <w:szCs w:val="24"/>
-        </w:rPr>
-        <w:t>emo</w:t>
-      </w:r>
-      <w:r>
-        <w:rPr>
-          <w:sz w:val="24"/>
-          <w:szCs w:val="24"/>
-        </w:rPr>
-        <w:t xml:space="preserve"> mai un punteggio di </w:t>
-      </w:r>
-      <w:r>
-        <w:rPr>
-          <w:b/>
-          <w:bCs/>
-          <w:sz w:val="24"/>
-          <w:szCs w:val="24"/>
-        </w:rPr>
-        <w:t>1.0</w:t>
-      </w:r>
-      <w:r>
-        <w:rPr>
-          <w:sz w:val="24"/>
-          <w:szCs w:val="24"/>
-        </w:rPr>
-        <w:t xml:space="preserve"> per tre motivi fondamentali (che puoi aggiungere nella relazione):</w:t>
-      </w:r>
-    </w:p>
-    <w:p>
-      <w:pPr>
-        <w:numPr>
-          <w:ilvl w:val="0"/>
-          <w:numId w:val="21"/>
-        </w:numPr>
-        <w:rPr>
-          <w:sz w:val="24"/>
-          <w:szCs w:val="24"/>
-        </w:rPr>
-      </w:pPr>
-      <w:r>
-        <w:rPr>
-          <w:b/>
-          <w:bCs/>
-          <w:sz w:val="24"/>
-          <w:szCs w:val="24"/>
-        </w:rPr>
-        <w:t>Rumore dei Sensori:</w:t>
-      </w:r>
-      <w:r>
-        <w:rPr>
-          <w:sz w:val="24"/>
-          <w:szCs w:val="24"/>
-        </w:rPr>
-        <w:t xml:space="preserve"> I sensori di umidità hanno una tolleranza d'errore intrinseca.</w:t>
-      </w:r>
-    </w:p>
-    <w:p>
-      <w:pPr>
-        <w:numPr>
-          <w:ilvl w:val="0"/>
-          <w:numId w:val="21"/>
-        </w:numPr>
-        <w:rPr>
-          <w:sz w:val="24"/>
-          <w:szCs w:val="24"/>
-        </w:rPr>
-      </w:pPr>
-      <w:r>
-        <w:rPr>
-          <w:b/>
-          <w:bCs/>
-          <w:sz w:val="24"/>
-          <w:szCs w:val="24"/>
-        </w:rPr>
-        <w:t>Incertezza del Modello:</w:t>
-      </w:r>
-      <w:r>
-        <w:rPr>
-          <w:sz w:val="24"/>
-          <w:szCs w:val="24"/>
-        </w:rPr>
-        <w:t xml:space="preserve"> Le HMM gestiscono l'incertezza per definizione. Se il punteggio fosse 1.0, non avremmo bisogno di un modello probabilistico (HMM), basterebbe una semplice regola "SE umidità &lt; X ALLORA irriga".</w:t>
-      </w:r>
-    </w:p>
-    <w:p>
-      <w:pPr>
-        <w:numPr>
-          <w:ilvl w:val="0"/>
-          <w:numId w:val="21"/>
-        </w:numPr>
-        <w:rPr>
-          <w:sz w:val="24"/>
-          <w:szCs w:val="24"/>
-        </w:rPr>
-      </w:pPr>
-      <w:r>
-        <w:rPr>
-          <w:b/>
-          <w:bCs/>
-          <w:sz w:val="24"/>
-          <w:szCs w:val="24"/>
-        </w:rPr>
-        <w:t>Fattori Esterni:</w:t>
-      </w:r>
-      <w:r>
-        <w:rPr>
-          <w:sz w:val="24"/>
-          <w:szCs w:val="24"/>
-        </w:rPr>
-        <w:t xml:space="preserve"> Il vento o la composizione chimica del suolo possono alterare l'evapotraspirazione in modi che la sola temperatura aria non può spiegare completamente.</w:t>
-      </w:r>
-    </w:p>
-    <w:p>
-      <w:pPr>
-        <w:rPr>
-          <w:sz w:val="24"/>
-          <w:szCs w:val="24"/>
-        </w:rPr>
-      </w:pPr>
-    </w:p>
-    <w:p>
-      <w:pPr>
-        <w:rPr>
-          <w:b/>
-          <w:bCs/>
-          <w:sz w:val="24"/>
-          <w:szCs w:val="24"/>
-        </w:rPr>
-      </w:pPr>
-      <w:r>
-        <w:rPr>
-          <w:b/>
-          <w:bCs/>
-          <w:sz w:val="24"/>
-          <w:szCs w:val="24"/>
-        </w:rPr>
-        <w:t>3. Interpretazione delle Metriche sull'asse Y</w:t>
-      </w:r>
-    </w:p>
-    <w:p>
-      <w:pPr>
-        <w:rPr>
-          <w:sz w:val="24"/>
-          <w:szCs w:val="24"/>
-        </w:rPr>
-      </w:pPr>
-      <w:r>
-        <w:rPr>
-          <w:sz w:val="24"/>
-          <w:szCs w:val="24"/>
-        </w:rPr>
-        <w:t>Quando leggi il grafico, l'altezza delle barre ti dice:</w:t>
-      </w:r>
-    </w:p>
-    <w:p>
-      <w:pPr>
-        <w:numPr>
-          <w:ilvl w:val="0"/>
-          <w:numId w:val="22"/>
-        </w:numPr>
-        <w:rPr>
-          <w:sz w:val="24"/>
-          <w:szCs w:val="24"/>
-        </w:rPr>
-      </w:pPr>
-      <w:r>
-        <w:rPr>
-          <w:b/>
-          <w:bCs/>
-          <w:sz w:val="24"/>
-          <w:szCs w:val="24"/>
-        </w:rPr>
-        <w:t>Accuratezza:</w:t>
-      </w:r>
-      <w:r>
-        <w:rPr>
-          <w:sz w:val="24"/>
-          <w:szCs w:val="24"/>
-        </w:rPr>
-        <w:t xml:space="preserve"> Quanto è "intelligente" il sistema nel complesso.</w:t>
-      </w:r>
-    </w:p>
-    <w:p>
-      <w:pPr>
-        <w:numPr>
-          <w:ilvl w:val="0"/>
-          <w:numId w:val="22"/>
-        </w:numPr>
-        <w:rPr>
-          <w:sz w:val="24"/>
-          <w:szCs w:val="24"/>
-        </w:rPr>
-      </w:pPr>
-      <w:r>
-        <w:rPr>
-          <w:b/>
-          <w:bCs/>
-          <w:sz w:val="24"/>
-          <w:szCs w:val="24"/>
-        </w:rPr>
-        <w:t>Precision:</w:t>
-      </w:r>
-      <w:r>
-        <w:rPr>
-          <w:sz w:val="24"/>
-          <w:szCs w:val="24"/>
-        </w:rPr>
-        <w:t xml:space="preserve"> Quanto è "prudente" (evita sprechi d'acqua).</w:t>
-      </w:r>
-    </w:p>
-    <w:p>
-      <w:pPr>
-        <w:numPr>
-          <w:ilvl w:val="0"/>
-          <w:numId w:val="22"/>
-        </w:numPr>
-        <w:rPr>
-          <w:sz w:val="24"/>
-          <w:szCs w:val="24"/>
-        </w:rPr>
-      </w:pPr>
-      <w:r>
-        <w:rPr>
-          <w:b/>
-          <w:bCs/>
-          <w:sz w:val="24"/>
-          <w:szCs w:val="24"/>
-        </w:rPr>
-        <w:t>Recall:</w:t>
-      </w:r>
-      <w:r>
-        <w:rPr>
-          <w:sz w:val="24"/>
-          <w:szCs w:val="24"/>
-        </w:rPr>
-        <w:t xml:space="preserve"> Quanto è "sicuro" (evita che la pianta secchi).</w:t>
-      </w:r>
-    </w:p>
-    <w:p>
-      <w:pPr>
-        <w:rPr>
-          <w:sz w:val="24"/>
-          <w:szCs w:val="24"/>
-        </w:rPr>
-      </w:pPr>
-      <w:r>
-        <w:rPr>
-          <w:sz w:val="24"/>
-          <w:szCs w:val="24"/>
-        </w:rPr>
-        <w:t>Ecco perché queste soglie definiscono rispettivamente la "stabilità" e lo "stress" per il modello HMM:</w:t>
-      </w:r>
-    </w:p>
-    <w:p>
-      <w:pPr>
-        <w:rPr>
-          <w:b/>
-          <w:bCs/>
-          <w:sz w:val="24"/>
-          <w:szCs w:val="24"/>
-        </w:rPr>
-      </w:pPr>
-      <w:r>
-        <w:rPr>
-          <w:b/>
-          <w:bCs/>
-          <w:sz w:val="24"/>
-          <w:szCs w:val="24"/>
-        </w:rPr>
-        <w:t>1. La Soglia di Tolleranza Biologica (2°C = Stabilità)</w:t>
-      </w:r>
-    </w:p>
-    <w:p>
-      <w:pPr>
-        <w:rPr>
-          <w:sz w:val="24"/>
-          <w:szCs w:val="24"/>
-        </w:rPr>
-      </w:pPr>
-      <w:r>
-        <w:rPr>
-          <w:sz w:val="24"/>
-          <w:szCs w:val="24"/>
-        </w:rPr>
-        <w:t xml:space="preserve">In agricoltura di precisione, una variazione termica entro i </w:t>
-      </w:r>
-      <w:r>
-        <w:rPr>
-          <w:b/>
-          <w:bCs/>
-          <w:sz w:val="24"/>
-          <w:szCs w:val="24"/>
-        </w:rPr>
-        <w:t>2°C</w:t>
-      </w:r>
-      <w:r>
-        <w:rPr>
-          <w:sz w:val="24"/>
-          <w:szCs w:val="24"/>
-        </w:rPr>
-        <w:t xml:space="preserve"> rispetto alla media stagionale è considerata un'oscillazione normale.</w:t>
-      </w:r>
-    </w:p>
-    <w:p>
-      <w:pPr>
-        <w:numPr>
-          <w:ilvl w:val="0"/>
-          <w:numId w:val="18"/>
-        </w:numPr>
-        <w:rPr>
-          <w:sz w:val="24"/>
-          <w:szCs w:val="24"/>
-        </w:rPr>
-      </w:pPr>
-      <w:r>
-        <w:rPr>
-          <w:b/>
-          <w:bCs/>
-          <w:sz w:val="24"/>
-          <w:szCs w:val="24"/>
-        </w:rPr>
-        <w:t>Assorbimento costante:</w:t>
-      </w:r>
-      <w:r>
-        <w:rPr>
-          <w:sz w:val="24"/>
-          <w:szCs w:val="24"/>
-        </w:rPr>
-        <w:t xml:space="preserve"> Le piante hanno meccanismi di termoregolazione (traspirazione) che gestiscono facilmente piccoli aumenti di calore senza alterare drasticamente il ritmo di assorbimento dell'acqua.</w:t>
-      </w:r>
-    </w:p>
-    <w:p>
-      <w:pPr>
-        <w:numPr>
-          <w:ilvl w:val="0"/>
-          <w:numId w:val="18"/>
-        </w:numPr>
-        <w:rPr>
-          <w:sz w:val="24"/>
-          <w:szCs w:val="24"/>
-        </w:rPr>
-      </w:pPr>
-      <w:r>
-        <w:rPr>
-          <w:b/>
-          <w:bCs/>
-          <w:sz w:val="24"/>
-          <w:szCs w:val="24"/>
-        </w:rPr>
-        <w:t>Prevedibilità:</w:t>
-      </w:r>
-      <w:r>
-        <w:rPr>
-          <w:sz w:val="24"/>
-          <w:szCs w:val="24"/>
-        </w:rPr>
-        <w:t xml:space="preserve"> Entro questo range, la velocità con cui l'umidità cala nel terreno segue un trend lineare quasi perfetto. Il modello HMM può quindi "indovinare" lo stato successivo con un'accuratezza altissima (prossima all'84%), perché l'incertezza è minima.</w:t>
-      </w:r>
-    </w:p>
-    <w:p>
-      <w:pPr>
-        <w:rPr>
-          <w:b/>
-          <w:bCs/>
-          <w:sz w:val="24"/>
-          <w:szCs w:val="24"/>
-        </w:rPr>
-      </w:pPr>
-      <w:r>
-        <w:rPr>
-          <w:b/>
-          <w:bCs/>
-          <w:sz w:val="24"/>
-          <w:szCs w:val="24"/>
-        </w:rPr>
-        <w:t>2. Il Punto di Rottura dell'Evapotraspirazione (5°C = Stress)</w:t>
-      </w:r>
-    </w:p>
-    <w:p>
-      <w:pPr>
-        <w:rPr>
-          <w:sz w:val="24"/>
-          <w:szCs w:val="24"/>
-        </w:rPr>
-      </w:pPr>
-      <w:r>
-        <w:rPr>
-          <w:sz w:val="24"/>
-          <w:szCs w:val="24"/>
-        </w:rPr>
-        <w:t xml:space="preserve">Quando lo scarto termico raggiunge o supera i </w:t>
-      </w:r>
-      <w:r>
-        <w:rPr>
-          <w:b/>
-          <w:bCs/>
-          <w:sz w:val="24"/>
-          <w:szCs w:val="24"/>
-        </w:rPr>
-        <w:t>5°C</w:t>
-      </w:r>
-      <w:r>
-        <w:rPr>
-          <w:sz w:val="24"/>
-          <w:szCs w:val="24"/>
-        </w:rPr>
-        <w:t xml:space="preserve">, entriamo in una condizione di </w:t>
-      </w:r>
-      <w:r>
-        <w:rPr>
-          <w:b/>
-          <w:bCs/>
-          <w:sz w:val="24"/>
-          <w:szCs w:val="24"/>
-        </w:rPr>
-        <w:t>stress ambientale</w:t>
-      </w:r>
-      <w:r>
-        <w:rPr>
-          <w:sz w:val="24"/>
-          <w:szCs w:val="24"/>
-        </w:rPr>
-        <w:t>:</w:t>
-      </w:r>
-    </w:p>
-    <w:p>
-      <w:pPr>
-        <w:numPr>
-          <w:ilvl w:val="0"/>
-          <w:numId w:val="19"/>
-        </w:numPr>
-        <w:rPr>
-          <w:sz w:val="24"/>
-          <w:szCs w:val="24"/>
-        </w:rPr>
-      </w:pPr>
-      <w:r>
-        <w:rPr>
-          <w:b/>
-          <w:bCs/>
-          <w:sz w:val="24"/>
-          <w:szCs w:val="24"/>
-        </w:rPr>
-        <w:t>Evaporazione Esponenziale:</w:t>
-      </w:r>
-      <w:r>
-        <w:rPr>
-          <w:sz w:val="24"/>
-          <w:szCs w:val="24"/>
-        </w:rPr>
-        <w:t xml:space="preserve"> L'umidità non cala più in modo costante. Il calore eccessivo accelera l'evaporazione diretta dal suolo e costringe la pianta a una traspirazione forzata per non "bruciare".</w:t>
-      </w:r>
-    </w:p>
-    <w:p>
-      <w:pPr>
-        <w:numPr>
-          <w:ilvl w:val="0"/>
-          <w:numId w:val="19"/>
-        </w:numPr>
-      </w:pPr>
-      <w:r>
-        <w:rPr>
-          <w:b/>
-          <w:bCs/>
-          <w:sz w:val="24"/>
-          <w:szCs w:val="24"/>
-        </w:rPr>
-        <w:t>Incertezza del Modello:</w:t>
-      </w:r>
-      <w:r>
-        <w:rPr>
-          <w:sz w:val="24"/>
-          <w:szCs w:val="24"/>
-        </w:rPr>
-        <w:t xml:space="preserve"> In queste condizioni, il terreno può passare da "Umidità Ottimale" a "Punto di Appassimento" molto più velocemente di quanto previsto dai cicli standard. </w:t>
-      </w:r>
-    </w:p>
-    <w:p>
+          <w:sz w:val="24"/>
+          <w:szCs w:val="24"/>
+        </w:rPr>
+        <w:t xml:space="preserve">La </w:t>
+      </w:r>
+      <w:r>
+        <w:rPr>
+          <w:b/>
+          <w:bCs/>
+          <w:sz w:val="24"/>
+          <w:szCs w:val="24"/>
+        </w:rPr>
+        <w:t>Recall</w:t>
+      </w:r>
+      <w:r>
+        <w:rPr>
+          <w:sz w:val="24"/>
+          <w:szCs w:val="24"/>
+        </w:rPr>
+        <w:t xml:space="preserve"> rimane più alta (</w:t>
+      </w:r>
+      <w:r>
+        <w:rPr>
+          <w:b/>
+          <w:bCs/>
+          <w:sz w:val="24"/>
+          <w:szCs w:val="24"/>
+        </w:rPr>
+        <w:t>sopra lo 0.60</w:t>
+      </w:r>
+      <w:r>
+        <w:rPr>
+          <w:sz w:val="24"/>
+          <w:szCs w:val="24"/>
+        </w:rPr>
+        <w:t>).</w:t>
+      </w:r>
+    </w:p>
+    <w:p>
+      <w:pPr>
+        <w:rPr>
+          <w:sz w:val="24"/>
+          <w:szCs w:val="24"/>
+        </w:rPr>
+      </w:pPr>
+      <w:r>
+        <w:rPr>
+          <w:sz w:val="24"/>
+          <w:szCs w:val="24"/>
+        </w:rPr>
+        <w:t xml:space="preserve">Questo comportamento è </w:t>
+      </w:r>
+      <w:r>
+        <w:rPr>
+          <w:b/>
+          <w:bCs/>
+          <w:sz w:val="24"/>
+          <w:szCs w:val="24"/>
+        </w:rPr>
+        <w:t>positivo</w:t>
+      </w:r>
+      <w:r>
+        <w:rPr>
+          <w:sz w:val="24"/>
+          <w:szCs w:val="24"/>
+        </w:rPr>
+        <w:t>. Significa che l'HMM, nonostante il calore imprevedibile, riesce comunque a "catturare" la maggior parte dei momenti critici in cui la pianta ha bisogno d'acqua, anche a costo di essere meno preciso e sprecare qualche attivazione.</w:t>
+      </w:r>
+    </w:p>
+    <w:p>
+      <w:pPr>
+        <w:rPr>
+          <w:sz w:val="24"/>
+          <w:szCs w:val="24"/>
+        </w:rPr>
+      </w:pPr>
+      <w:r>
+        <w:rPr>
+          <w:sz w:val="24"/>
+          <w:szCs w:val="24"/>
+        </w:rPr>
+        <w:t xml:space="preserve">Nel nostro caso di studio, la </w:t>
+      </w:r>
+      <w:r>
+        <w:rPr>
+          <w:b/>
+          <w:bCs/>
+          <w:sz w:val="24"/>
+          <w:szCs w:val="24"/>
+        </w:rPr>
+        <w:t>Recall</w:t>
+      </w:r>
+      <w:r>
+        <w:rPr>
+          <w:sz w:val="24"/>
+          <w:szCs w:val="24"/>
+        </w:rPr>
+        <w:t xml:space="preserve"> è la metrica di riferimento. Preferiamo un sistema che garantisca la copertura del fabbisogno idrico (minimizzando i Falsi Negativi/Stress Idrico) piuttosto che un sistema estremamente preciso ma rischioso, che per risparmiare acqua potrebbe compromettere la salute della pianta.</w:t>
+      </w:r>
+    </w:p>
+    <w:p>
+      <w:pPr>
+        <w:rPr>
+          <w:sz w:val="24"/>
+          <w:szCs w:val="24"/>
+        </w:rPr>
+      </w:pPr>
       <w:r>
         <w:rPr>
           <w:noProof/>
-        </w:rPr>
-        <w:lastRenderedPageBreak/>
+          <w:sz w:val="24"/>
+          <w:szCs w:val="24"/>
+        </w:rPr>
         <w:drawing>
-          <wp:inline distT="0" distB="0" distL="0" distR="0" wp14:anchorId="674D04C8" wp14:editId="712148CC">
+          <wp:inline distT="0" distB="0" distL="0" distR="0" wp14:anchorId="0246A3DD" wp14:editId="48B218EB">
             <wp:extent cx="6120130" cy="3060065"/>
             <wp:effectExtent l="0" t="0" r="0" b="6985"/>
-            <wp:docPr id="2043695136" name="Immagine 5"/>
+            <wp:docPr id="830613280" name="Immagine 4" descr="Immagine che contiene testo, schermata, diagramma, Diagramma&#10;&#10;Il contenuto generato dall'IA potrebbe non essere corretto."/>
             <wp:cNvGraphicFramePr>
               <a:graphicFrameLocks xmlns:a="http://schemas.openxmlformats.org/drawingml/2006/main" noChangeAspect="1"/>
             </wp:cNvGraphicFramePr>
@@ -11384,7 +10569,7 @@
               <a:graphicData uri="http://schemas.openxmlformats.org/drawingml/2006/picture">
                 <pic:pic xmlns:pic="http://schemas.openxmlformats.org/drawingml/2006/picture">
                   <pic:nvPicPr>
-                    <pic:cNvPr id="2043695136" name="Immagine 2043695136"/>
+                    <pic:cNvPr id="830613280" name="Immagine 4" descr="Immagine che contiene testo, schermata, diagramma, Diagramma&#10;&#10;Il contenuto generato dall'IA potrebbe non essere corretto."/>
                     <pic:cNvPicPr/>
                   </pic:nvPicPr>
                   <pic:blipFill>
@@ -11422,6 +10607,746 @@
           <w:szCs w:val="24"/>
         </w:rPr>
       </w:pPr>
+      <w:r>
+        <w:rPr>
+          <w:sz w:val="24"/>
+          <w:szCs w:val="24"/>
+        </w:rPr>
+        <w:t xml:space="preserve">Quel punteggio rappresenta la </w:t>
+      </w:r>
+      <w:r>
+        <w:rPr>
+          <w:b/>
+          <w:bCs/>
+          <w:sz w:val="24"/>
+          <w:szCs w:val="24"/>
+        </w:rPr>
+        <w:t>frequenza relativa</w:t>
+      </w:r>
+      <w:r>
+        <w:rPr>
+          <w:sz w:val="24"/>
+          <w:szCs w:val="24"/>
+        </w:rPr>
+        <w:t xml:space="preserve"> (o probabilità) con cui il modello prende la decisione corretta, espressa in una scala da </w:t>
+      </w:r>
+      <w:r>
+        <w:rPr>
+          <w:b/>
+          <w:bCs/>
+          <w:sz w:val="24"/>
+          <w:szCs w:val="24"/>
+        </w:rPr>
+        <w:t>0.0 a 1.0</w:t>
+      </w:r>
+      <w:r>
+        <w:rPr>
+          <w:sz w:val="24"/>
+          <w:szCs w:val="24"/>
+        </w:rPr>
+        <w:t xml:space="preserve"> (dove 1.0 sarebbe la perfezione assoluta, ovvero il 100% di successo).</w:t>
+      </w:r>
+    </w:p>
+    <w:p>
+      <w:pPr>
+        <w:rPr>
+          <w:sz w:val="24"/>
+          <w:szCs w:val="24"/>
+        </w:rPr>
+      </w:pPr>
+      <w:r>
+        <w:rPr>
+          <w:sz w:val="24"/>
+          <w:szCs w:val="24"/>
+        </w:rPr>
+        <w:t>Ecco cosa indicano nello specifico quei valori per le tue metriche:</w:t>
+      </w:r>
+    </w:p>
+    <w:p>
+      <w:pPr>
+        <w:rPr>
+          <w:b/>
+          <w:bCs/>
+          <w:sz w:val="24"/>
+          <w:szCs w:val="24"/>
+        </w:rPr>
+      </w:pPr>
+      <w:r>
+        <w:rPr>
+          <w:b/>
+          <w:bCs/>
+          <w:sz w:val="24"/>
+          <w:szCs w:val="24"/>
+        </w:rPr>
+        <w:t>1. Significato dei Valori (Scala 0-1)</w:t>
+      </w:r>
+    </w:p>
+    <w:p>
+      <w:pPr>
+        <w:numPr>
+          <w:ilvl w:val="0"/>
+          <w:numId w:val="20"/>
+        </w:numPr>
+        <w:rPr>
+          <w:sz w:val="24"/>
+          <w:szCs w:val="24"/>
+        </w:rPr>
+      </w:pPr>
+      <w:r>
+        <w:rPr>
+          <w:b/>
+          <w:bCs/>
+          <w:sz w:val="24"/>
+          <w:szCs w:val="24"/>
+        </w:rPr>
+        <w:t>0.8 (il tuo picco):</w:t>
+      </w:r>
+      <w:r>
+        <w:rPr>
+          <w:sz w:val="24"/>
+          <w:szCs w:val="24"/>
+        </w:rPr>
+        <w:t xml:space="preserve"> Indica che in condizioni stabili (Delta 2°C), il modello ha un'accuratezza dell'</w:t>
+      </w:r>
+      <w:r>
+        <w:rPr>
+          <w:b/>
+          <w:bCs/>
+          <w:sz w:val="24"/>
+          <w:szCs w:val="24"/>
+        </w:rPr>
+        <w:t>83-84%</w:t>
+      </w:r>
+      <w:r>
+        <w:rPr>
+          <w:sz w:val="24"/>
+          <w:szCs w:val="24"/>
+        </w:rPr>
+        <w:t>. Significa che su 100 rilevazioni dei sensori, l'HMM ha predetto correttamente lo stato del terreno 84 volte.</w:t>
+      </w:r>
+    </w:p>
+    <w:p>
+      <w:pPr>
+        <w:numPr>
+          <w:ilvl w:val="0"/>
+          <w:numId w:val="20"/>
+        </w:numPr>
+        <w:rPr>
+          <w:sz w:val="24"/>
+          <w:szCs w:val="24"/>
+        </w:rPr>
+      </w:pPr>
+      <w:r>
+        <w:rPr>
+          <w:b/>
+          <w:bCs/>
+          <w:sz w:val="24"/>
+          <w:szCs w:val="24"/>
+        </w:rPr>
+        <w:t>0.6:</w:t>
+      </w:r>
+      <w:r>
+        <w:rPr>
+          <w:sz w:val="24"/>
+          <w:szCs w:val="24"/>
+        </w:rPr>
+        <w:t xml:space="preserve"> Indica che la precisione scende al </w:t>
+      </w:r>
+      <w:r>
+        <w:rPr>
+          <w:b/>
+          <w:bCs/>
+          <w:sz w:val="24"/>
+          <w:szCs w:val="24"/>
+        </w:rPr>
+        <w:t>60%</w:t>
+      </w:r>
+      <w:r>
+        <w:rPr>
+          <w:sz w:val="24"/>
+          <w:szCs w:val="24"/>
+        </w:rPr>
+        <w:t xml:space="preserve"> quando aumenta lo stress termico. È la soglia minima di affidabilità; sotto questo valore, il modello inizierebbe a tirare a indovinare (come lanciare una moneta).</w:t>
+      </w:r>
+    </w:p>
+    <w:p>
+      <w:pPr>
+        <w:rPr>
+          <w:sz w:val="24"/>
+          <w:szCs w:val="24"/>
+        </w:rPr>
+      </w:pPr>
+    </w:p>
+    <w:p>
+      <w:pPr>
+        <w:rPr>
+          <w:b/>
+          <w:bCs/>
+          <w:sz w:val="24"/>
+          <w:szCs w:val="24"/>
+        </w:rPr>
+      </w:pPr>
+      <w:r>
+        <w:rPr>
+          <w:b/>
+          <w:bCs/>
+          <w:sz w:val="24"/>
+          <w:szCs w:val="24"/>
+        </w:rPr>
+        <w:lastRenderedPageBreak/>
+        <w:t>2. Perché non arriva a 1.0?</w:t>
+      </w:r>
+    </w:p>
+    <w:p>
+      <w:pPr>
+        <w:rPr>
+          <w:sz w:val="24"/>
+          <w:szCs w:val="24"/>
+        </w:rPr>
+      </w:pPr>
+      <w:r>
+        <w:rPr>
+          <w:sz w:val="24"/>
+          <w:szCs w:val="24"/>
+        </w:rPr>
+        <w:t>In un sistema reale basato su HMM e sensori agricoli, non vedr</w:t>
+      </w:r>
+      <w:r>
+        <w:rPr>
+          <w:sz w:val="24"/>
+          <w:szCs w:val="24"/>
+        </w:rPr>
+        <w:t>emo</w:t>
+      </w:r>
+      <w:r>
+        <w:rPr>
+          <w:sz w:val="24"/>
+          <w:szCs w:val="24"/>
+        </w:rPr>
+        <w:t xml:space="preserve"> mai un punteggio di </w:t>
+      </w:r>
+      <w:r>
+        <w:rPr>
+          <w:b/>
+          <w:bCs/>
+          <w:sz w:val="24"/>
+          <w:szCs w:val="24"/>
+        </w:rPr>
+        <w:t>1.0</w:t>
+      </w:r>
+      <w:r>
+        <w:rPr>
+          <w:sz w:val="24"/>
+          <w:szCs w:val="24"/>
+        </w:rPr>
+        <w:t xml:space="preserve"> per tre motivi fondamentali (che puoi aggiungere nella relazione):</w:t>
+      </w:r>
+    </w:p>
+    <w:p>
+      <w:pPr>
+        <w:numPr>
+          <w:ilvl w:val="0"/>
+          <w:numId w:val="21"/>
+        </w:numPr>
+        <w:rPr>
+          <w:sz w:val="24"/>
+          <w:szCs w:val="24"/>
+        </w:rPr>
+      </w:pPr>
+      <w:r>
+        <w:rPr>
+          <w:b/>
+          <w:bCs/>
+          <w:sz w:val="24"/>
+          <w:szCs w:val="24"/>
+        </w:rPr>
+        <w:t>Rumore dei Sensori:</w:t>
+      </w:r>
+      <w:r>
+        <w:rPr>
+          <w:sz w:val="24"/>
+          <w:szCs w:val="24"/>
+        </w:rPr>
+        <w:t xml:space="preserve"> I sensori di umidità hanno una tolleranza d'errore intrinseca.</w:t>
+      </w:r>
+    </w:p>
+    <w:p>
+      <w:pPr>
+        <w:numPr>
+          <w:ilvl w:val="0"/>
+          <w:numId w:val="21"/>
+        </w:numPr>
+        <w:rPr>
+          <w:sz w:val="24"/>
+          <w:szCs w:val="24"/>
+        </w:rPr>
+      </w:pPr>
+      <w:r>
+        <w:rPr>
+          <w:b/>
+          <w:bCs/>
+          <w:sz w:val="24"/>
+          <w:szCs w:val="24"/>
+        </w:rPr>
+        <w:t>Incertezza del Modello:</w:t>
+      </w:r>
+      <w:r>
+        <w:rPr>
+          <w:sz w:val="24"/>
+          <w:szCs w:val="24"/>
+        </w:rPr>
+        <w:t xml:space="preserve"> Le HMM gestiscono l'incertezza per definizione. Se il punteggio fosse 1.0, non avremmo bisogno di un modello probabilistico (HMM), basterebbe una semplice regola "SE umidità &lt; X ALLORA irriga".</w:t>
+      </w:r>
+    </w:p>
+    <w:p>
+      <w:pPr>
+        <w:numPr>
+          <w:ilvl w:val="0"/>
+          <w:numId w:val="21"/>
+        </w:numPr>
+        <w:rPr>
+          <w:sz w:val="24"/>
+          <w:szCs w:val="24"/>
+        </w:rPr>
+      </w:pPr>
+      <w:r>
+        <w:rPr>
+          <w:b/>
+          <w:bCs/>
+          <w:sz w:val="24"/>
+          <w:szCs w:val="24"/>
+        </w:rPr>
+        <w:t>Fattori Esterni:</w:t>
+      </w:r>
+      <w:r>
+        <w:rPr>
+          <w:sz w:val="24"/>
+          <w:szCs w:val="24"/>
+        </w:rPr>
+        <w:t xml:space="preserve"> Il vento o la composizione chimica del suolo possono alterare l'evapotraspirazione in modi che la sola temperatura aria non può spiegare completamente.</w:t>
+      </w:r>
+    </w:p>
+    <w:p>
+      <w:pPr>
+        <w:rPr>
+          <w:sz w:val="24"/>
+          <w:szCs w:val="24"/>
+        </w:rPr>
+      </w:pPr>
+    </w:p>
+    <w:p>
+      <w:pPr>
+        <w:rPr>
+          <w:b/>
+          <w:bCs/>
+          <w:sz w:val="24"/>
+          <w:szCs w:val="24"/>
+        </w:rPr>
+      </w:pPr>
+      <w:r>
+        <w:rPr>
+          <w:b/>
+          <w:bCs/>
+          <w:sz w:val="24"/>
+          <w:szCs w:val="24"/>
+        </w:rPr>
+        <w:t>3. Interpretazione delle Metriche sull'asse Y</w:t>
+      </w:r>
+    </w:p>
+    <w:p>
+      <w:pPr>
+        <w:rPr>
+          <w:sz w:val="24"/>
+          <w:szCs w:val="24"/>
+        </w:rPr>
+      </w:pPr>
+      <w:r>
+        <w:rPr>
+          <w:sz w:val="24"/>
+          <w:szCs w:val="24"/>
+        </w:rPr>
+        <w:t>Quando leggi il grafico, l'altezza delle barre ti dice:</w:t>
+      </w:r>
+    </w:p>
+    <w:p>
+      <w:pPr>
+        <w:numPr>
+          <w:ilvl w:val="0"/>
+          <w:numId w:val="22"/>
+        </w:numPr>
+        <w:rPr>
+          <w:sz w:val="24"/>
+          <w:szCs w:val="24"/>
+        </w:rPr>
+      </w:pPr>
+      <w:r>
+        <w:rPr>
+          <w:b/>
+          <w:bCs/>
+          <w:sz w:val="24"/>
+          <w:szCs w:val="24"/>
+        </w:rPr>
+        <w:t>Accuratezza:</w:t>
+      </w:r>
+      <w:r>
+        <w:rPr>
+          <w:sz w:val="24"/>
+          <w:szCs w:val="24"/>
+        </w:rPr>
+        <w:t xml:space="preserve"> Quanto è "intelligente" il sistema nel complesso.</w:t>
+      </w:r>
+    </w:p>
+    <w:p>
+      <w:pPr>
+        <w:numPr>
+          <w:ilvl w:val="0"/>
+          <w:numId w:val="22"/>
+        </w:numPr>
+        <w:rPr>
+          <w:sz w:val="24"/>
+          <w:szCs w:val="24"/>
+        </w:rPr>
+      </w:pPr>
+      <w:r>
+        <w:rPr>
+          <w:b/>
+          <w:bCs/>
+          <w:sz w:val="24"/>
+          <w:szCs w:val="24"/>
+        </w:rPr>
+        <w:t>Precision:</w:t>
+      </w:r>
+      <w:r>
+        <w:rPr>
+          <w:sz w:val="24"/>
+          <w:szCs w:val="24"/>
+        </w:rPr>
+        <w:t xml:space="preserve"> Quanto è "prudente" (evita sprechi d'acqua).</w:t>
+      </w:r>
+    </w:p>
+    <w:p>
+      <w:pPr>
+        <w:numPr>
+          <w:ilvl w:val="0"/>
+          <w:numId w:val="22"/>
+        </w:numPr>
+        <w:rPr>
+          <w:sz w:val="24"/>
+          <w:szCs w:val="24"/>
+        </w:rPr>
+      </w:pPr>
+      <w:r>
+        <w:rPr>
+          <w:b/>
+          <w:bCs/>
+          <w:sz w:val="24"/>
+          <w:szCs w:val="24"/>
+        </w:rPr>
+        <w:t>Recall:</w:t>
+      </w:r>
+      <w:r>
+        <w:rPr>
+          <w:sz w:val="24"/>
+          <w:szCs w:val="24"/>
+        </w:rPr>
+        <w:t xml:space="preserve"> Quanto è "sicuro" (evita che la pianta secchi).</w:t>
+      </w:r>
+    </w:p>
+    <w:p>
+      <w:pPr>
+        <w:rPr>
+          <w:sz w:val="24"/>
+          <w:szCs w:val="24"/>
+        </w:rPr>
+      </w:pPr>
+      <w:r>
+        <w:rPr>
+          <w:sz w:val="24"/>
+          <w:szCs w:val="24"/>
+        </w:rPr>
+        <w:t>Ecco perché queste soglie definiscono rispettivamente la "stabilità" e lo "stress" per il modello HMM:</w:t>
+      </w:r>
+    </w:p>
+    <w:p>
+      <w:pPr>
+        <w:rPr>
+          <w:b/>
+          <w:bCs/>
+          <w:sz w:val="24"/>
+          <w:szCs w:val="24"/>
+        </w:rPr>
+      </w:pPr>
+      <w:r>
+        <w:rPr>
+          <w:b/>
+          <w:bCs/>
+          <w:sz w:val="24"/>
+          <w:szCs w:val="24"/>
+        </w:rPr>
+        <w:t>1. La Soglia di Tolleranza Biologica (2°C = Stabilità)</w:t>
+      </w:r>
+    </w:p>
+    <w:p>
+      <w:pPr>
+        <w:rPr>
+          <w:sz w:val="24"/>
+          <w:szCs w:val="24"/>
+        </w:rPr>
+      </w:pPr>
+      <w:r>
+        <w:rPr>
+          <w:sz w:val="24"/>
+          <w:szCs w:val="24"/>
+        </w:rPr>
+        <w:t xml:space="preserve">In agricoltura di precisione, una variazione termica entro i </w:t>
+      </w:r>
+      <w:r>
+        <w:rPr>
+          <w:b/>
+          <w:bCs/>
+          <w:sz w:val="24"/>
+          <w:szCs w:val="24"/>
+        </w:rPr>
+        <w:t>2°C</w:t>
+      </w:r>
+      <w:r>
+        <w:rPr>
+          <w:sz w:val="24"/>
+          <w:szCs w:val="24"/>
+        </w:rPr>
+        <w:t xml:space="preserve"> rispetto alla media stagionale è considerata un'oscillazione normale.</w:t>
+      </w:r>
+    </w:p>
+    <w:p>
+      <w:pPr>
+        <w:numPr>
+          <w:ilvl w:val="0"/>
+          <w:numId w:val="18"/>
+        </w:numPr>
+        <w:rPr>
+          <w:sz w:val="24"/>
+          <w:szCs w:val="24"/>
+        </w:rPr>
+      </w:pPr>
+      <w:r>
+        <w:rPr>
+          <w:b/>
+          <w:bCs/>
+          <w:sz w:val="24"/>
+          <w:szCs w:val="24"/>
+        </w:rPr>
+        <w:t>Assorbimento costante:</w:t>
+      </w:r>
+      <w:r>
+        <w:rPr>
+          <w:sz w:val="24"/>
+          <w:szCs w:val="24"/>
+        </w:rPr>
+        <w:t xml:space="preserve"> Le piante hanno meccanismi di termoregolazione (traspirazione) che gestiscono facilmente piccoli aumenti di calore senza alterare drasticamente il ritmo di assorbimento dell'acqua.</w:t>
+      </w:r>
+    </w:p>
+    <w:p>
+      <w:pPr>
+        <w:numPr>
+          <w:ilvl w:val="0"/>
+          <w:numId w:val="18"/>
+        </w:numPr>
+        <w:rPr>
+          <w:sz w:val="24"/>
+          <w:szCs w:val="24"/>
+        </w:rPr>
+      </w:pPr>
+      <w:r>
+        <w:rPr>
+          <w:b/>
+          <w:bCs/>
+          <w:sz w:val="24"/>
+          <w:szCs w:val="24"/>
+        </w:rPr>
+        <w:t>Prevedibilità:</w:t>
+      </w:r>
+      <w:r>
+        <w:rPr>
+          <w:sz w:val="24"/>
+          <w:szCs w:val="24"/>
+        </w:rPr>
+        <w:t xml:space="preserve"> Entro questo range, la velocità con cui l'umidità cala nel terreno segue un trend lineare quasi perfetto. Il modello HMM può quindi "indovinare" lo stato successivo con un'accuratezza altissima (prossima all'84%), perché l'incertezza è minima.</w:t>
+      </w:r>
+    </w:p>
+    <w:p>
+      <w:pPr>
+        <w:rPr>
+          <w:b/>
+          <w:bCs/>
+          <w:sz w:val="24"/>
+          <w:szCs w:val="24"/>
+        </w:rPr>
+      </w:pPr>
+      <w:r>
+        <w:rPr>
+          <w:b/>
+          <w:bCs/>
+          <w:sz w:val="24"/>
+          <w:szCs w:val="24"/>
+        </w:rPr>
+        <w:t>2. Il Punto di Rottura dell'Evapotraspirazione (5°C = Stress)</w:t>
+      </w:r>
+    </w:p>
+    <w:p>
+      <w:pPr>
+        <w:rPr>
+          <w:sz w:val="24"/>
+          <w:szCs w:val="24"/>
+        </w:rPr>
+      </w:pPr>
+      <w:r>
+        <w:rPr>
+          <w:sz w:val="24"/>
+          <w:szCs w:val="24"/>
+        </w:rPr>
+        <w:t xml:space="preserve">Quando lo scarto termico raggiunge o supera i </w:t>
+      </w:r>
+      <w:r>
+        <w:rPr>
+          <w:b/>
+          <w:bCs/>
+          <w:sz w:val="24"/>
+          <w:szCs w:val="24"/>
+        </w:rPr>
+        <w:t>5°C</w:t>
+      </w:r>
+      <w:r>
+        <w:rPr>
+          <w:sz w:val="24"/>
+          <w:szCs w:val="24"/>
+        </w:rPr>
+        <w:t xml:space="preserve">, entriamo in una condizione di </w:t>
+      </w:r>
+      <w:r>
+        <w:rPr>
+          <w:b/>
+          <w:bCs/>
+          <w:sz w:val="24"/>
+          <w:szCs w:val="24"/>
+        </w:rPr>
+        <w:t>stress ambientale</w:t>
+      </w:r>
+      <w:r>
+        <w:rPr>
+          <w:sz w:val="24"/>
+          <w:szCs w:val="24"/>
+        </w:rPr>
+        <w:t>:</w:t>
+      </w:r>
+    </w:p>
+    <w:p>
+      <w:pPr>
+        <w:numPr>
+          <w:ilvl w:val="0"/>
+          <w:numId w:val="19"/>
+        </w:numPr>
+        <w:rPr>
+          <w:sz w:val="24"/>
+          <w:szCs w:val="24"/>
+        </w:rPr>
+      </w:pPr>
+      <w:r>
+        <w:rPr>
+          <w:b/>
+          <w:bCs/>
+          <w:sz w:val="24"/>
+          <w:szCs w:val="24"/>
+        </w:rPr>
+        <w:t>Evaporazione Esponenziale:</w:t>
+      </w:r>
+      <w:r>
+        <w:rPr>
+          <w:sz w:val="24"/>
+          <w:szCs w:val="24"/>
+        </w:rPr>
+        <w:t xml:space="preserve"> L'umidità non cala più in modo costante. Il calore eccessivo accelera l'evaporazione diretta dal suolo e costringe la pianta a una traspirazione forzata per non "bruciare".</w:t>
+      </w:r>
+    </w:p>
+    <w:p>
+      <w:pPr>
+        <w:numPr>
+          <w:ilvl w:val="0"/>
+          <w:numId w:val="19"/>
+        </w:numPr>
+      </w:pPr>
+      <w:r>
+        <w:rPr>
+          <w:b/>
+          <w:bCs/>
+          <w:sz w:val="24"/>
+          <w:szCs w:val="24"/>
+        </w:rPr>
+        <w:t>Incertezza del Modello:</w:t>
+      </w:r>
+      <w:r>
+        <w:rPr>
+          <w:sz w:val="24"/>
+          <w:szCs w:val="24"/>
+        </w:rPr>
+        <w:t xml:space="preserve"> In queste condizioni, il terreno può passare da "Umidità Ottimale" a "Punto di Appassimento" molto più velocemente di quanto previsto dai cicli standard. </w:t>
+      </w:r>
+    </w:p>
+    <w:p>
+      <w:r>
+        <w:rPr>
+          <w:noProof/>
+        </w:rPr>
+        <w:lastRenderedPageBreak/>
+        <w:drawing>
+          <wp:inline distT="0" distB="0" distL="0" distR="0" wp14:anchorId="674D04C8" wp14:editId="712148CC">
+            <wp:extent cx="6120130" cy="3060065"/>
+            <wp:effectExtent l="0" t="0" r="0" b="6985"/>
+            <wp:docPr id="2043695136" name="Immagine 5"/>
+            <wp:cNvGraphicFramePr>
+              <a:graphicFrameLocks xmlns:a="http://schemas.openxmlformats.org/drawingml/2006/main" noChangeAspect="1"/>
+            </wp:cNvGraphicFramePr>
+            <a:graphic xmlns:a="http://schemas.openxmlformats.org/drawingml/2006/main">
+              <a:graphicData uri="http://schemas.openxmlformats.org/drawingml/2006/picture">
+                <pic:pic xmlns:pic="http://schemas.openxmlformats.org/drawingml/2006/picture">
+                  <pic:nvPicPr>
+                    <pic:cNvPr id="2043695136" name="Immagine 2043695136"/>
+                    <pic:cNvPicPr/>
+                  </pic:nvPicPr>
+                  <pic:blipFill>
+                    <a:blip r:embed="rId13">
+                      <a:extLst>
+                        <a:ext uri="{28A0092B-C50C-407E-A947-70E740481C1C}">
+                          <a14:useLocalDpi xmlns:a14="http://schemas.microsoft.com/office/drawing/2010/main" val="0"/>
+                        </a:ext>
+                      </a:extLst>
+                    </a:blip>
+                    <a:stretch>
+                      <a:fillRect/>
+                    </a:stretch>
+                  </pic:blipFill>
+                  <pic:spPr>
+                    <a:xfrm>
+                      <a:off x="0" y="0"/>
+                      <a:ext cx="6120130" cy="3060065"/>
+                    </a:xfrm>
+                    <a:prstGeom prst="rect">
+                      <a:avLst/>
+                    </a:prstGeom>
+                  </pic:spPr>
+                </pic:pic>
+              </a:graphicData>
+            </a:graphic>
+          </wp:inline>
+        </w:drawing>
+      </w:r>
+    </w:p>
+    <w:p>
+      <w:pPr>
+        <w:rPr>
+          <w:sz w:val="24"/>
+          <w:szCs w:val="24"/>
+        </w:rPr>
+      </w:pPr>
     </w:p>
     <w:p>
       <w:pPr>
@@ -11877,7 +11802,14 @@
           <w:sz w:val="24"/>
           <w:szCs w:val="24"/>
         </w:rPr>
-        <w:t xml:space="preserve"> su tutto l'appezzamento agricolo, e non tra soli due settori isolati.</w:t>
+        <w:t xml:space="preserve"> su tutto l'appezzamen</w:t>
+      </w:r>
+      <w:r>
+        <w:rPr>
+          <w:sz w:val="24"/>
+          <w:szCs w:val="24"/>
+        </w:rPr>
+        <w:t>to.</w:t>
       </w:r>
     </w:p>
     <w:p>
@@ -13176,7 +13108,7 @@
                     <pic:cNvPicPr/>
                   </pic:nvPicPr>
                   <pic:blipFill>
-                    <a:blip r:embed="rId13">
+                    <a:blip r:embed="rId14">
                       <a:extLst>
                         <a:ext uri="{28A0092B-C50C-407E-A947-70E740481C1C}">
                           <a14:useLocalDpi xmlns:a14="http://schemas.microsoft.com/office/drawing/2010/main" val="0"/>
@@ -20451,6 +20383,7 @@
   <w:style w:type="character" w:default="1" w:styleId="Carpredefinitoparagrafo">
     <w:name w:val="Default Paragraph Font"/>
     <w:uiPriority w:val="1"/>
+    <w:semiHidden/>
     <w:unhideWhenUsed/>
   </w:style>
   <w:style w:type="table" w:default="1" w:styleId="Tabellanormale">
@@ -20836,6 +20769,18 @@
       <w:ind w:left="220"/>
     </w:pPr>
   </w:style>
+  <w:style w:type="character" w:styleId="Collegamentovisitato">
+    <w:name w:val="FollowedHyperlink"/>
+    <w:basedOn w:val="Carpredefinitoparagrafo"/>
+    <w:uiPriority w:val="99"/>
+    <w:semiHidden/>
+    <w:unhideWhenUsed/>
+    <w:rsid w:val="00E73186"/>
+    <w:rPr>
+      <w:color w:val="954F72" w:themeColor="followedHyperlink"/>
+      <w:u w:val="single"/>
+    </w:rPr>
+  </w:style>
 </w:styles>
 </file>
 
